--- a/Final Marks Group 10.docx
+++ b/Final Marks Group 10.docx
@@ -73,18 +73,6 @@
               </w:rPr>
               <w:t xml:space="preserve">Group being assessed: </w:t>
             </w:r>
-            <w:r>
-              <w:rPr>
-                <w:rFonts w:eastAsia="PingFang SC" w:cs="Aptos" w:cstheme="minorHAnsi"/>
-                <w:b/>
-                <w:bCs/>
-                <w:color w:themeColor="text1" w:val="000000"/>
-                <w:sz w:val="32"/>
-                <w:szCs w:val="32"/>
-                <w:lang w:val="en-GB" w:bidi="ar-SA"/>
-              </w:rPr>
-              <w:t>7</w:t>
-            </w:r>
           </w:p>
         </w:tc>
         <w:tc>
@@ -122,6 +110,7 @@
                 <w:szCs w:val="32"/>
                 <w:lang w:val="en-GB" w:bidi="ar-SA"/>
               </w:rPr>
+              <w:t>11</w:t>
             </w:r>
           </w:p>
         </w:tc>
@@ -1418,6 +1407,7 @@
                 <w:szCs w:val="32"/>
                 <w:lang w:val="en-GB" w:bidi="ar-SA"/>
               </w:rPr>
+              <w:t>12</w:t>
             </w:r>
           </w:p>
         </w:tc>
@@ -2733,30 +2723,6 @@
               </w:rPr>
               <w:t xml:space="preserve">Group being assessed: </w:t>
             </w:r>
-            <w:r>
-              <w:rPr>
-                <w:rFonts w:eastAsia="PingFang SC" w:cs="Aptos" w:cstheme="minorHAnsi"/>
-                <w:b/>
-                <w:bCs/>
-                <w:color w:themeColor="text1" w:val="000000"/>
-                <w:sz w:val="32"/>
-                <w:szCs w:val="32"/>
-                <w:lang w:val="en-GB" w:bidi="ar-SA"/>
-              </w:rPr>
-              <w:t>13</w:t>
-            </w:r>
-            <w:r>
-              <w:rPr>
-                <w:rFonts w:eastAsia="PingFang SC" w:cs="Aptos" w:cstheme="minorHAnsi"/>
-                <w:b/>
-                <w:bCs/>
-                <w:color w:themeColor="text1" w:val="000000"/>
-                <w:sz w:val="32"/>
-                <w:szCs w:val="32"/>
-                <w:lang w:val="en-GB" w:bidi="ar-SA"/>
-              </w:rPr>
-              <w:t xml:space="preserve"> </w:t>
-            </w:r>
           </w:p>
         </w:tc>
         <w:tc>
@@ -2832,6 +2798,7 @@
                 <w:szCs w:val="32"/>
                 <w:lang w:val="en-GB" w:bidi="ar-SA"/>
               </w:rPr>
+              <w:t>13</w:t>
             </w:r>
           </w:p>
         </w:tc>
@@ -4019,18 +3986,6 @@
               </w:rPr>
               <w:t xml:space="preserve">Group being assessed: </w:t>
             </w:r>
-            <w:r>
-              <w:rPr>
-                <w:rFonts w:eastAsia="PingFang SC" w:cs="Aptos" w:cstheme="minorHAnsi"/>
-                <w:b/>
-                <w:bCs/>
-                <w:color w:themeColor="text1" w:val="000000"/>
-                <w:sz w:val="32"/>
-                <w:szCs w:val="32"/>
-                <w:lang w:val="en-GB" w:bidi="ar-SA"/>
-              </w:rPr>
-              <w:t>14</w:t>
-            </w:r>
           </w:p>
         </w:tc>
         <w:tc>
@@ -4144,6 +4099,7 @@
                 <w:szCs w:val="32"/>
                 <w:lang w:val="en-GB" w:bidi="ar-SA"/>
               </w:rPr>
+              <w:t>14</w:t>
             </w:r>
           </w:p>
         </w:tc>
@@ -5294,18 +5250,6 @@
               </w:rPr>
               <w:t xml:space="preserve">Group being assessed: </w:t>
             </w:r>
-            <w:r>
-              <w:rPr>
-                <w:rFonts w:eastAsia="PingFang SC" w:cs="Aptos" w:cstheme="minorHAnsi"/>
-                <w:b/>
-                <w:bCs/>
-                <w:color w:themeColor="text1" w:val="000000"/>
-                <w:sz w:val="32"/>
-                <w:szCs w:val="32"/>
-                <w:lang w:val="en-GB" w:bidi="ar-SA"/>
-              </w:rPr>
-              <w:t>15</w:t>
-            </w:r>
           </w:p>
         </w:tc>
         <w:tc>
@@ -5457,6 +5401,7 @@
                 <w:szCs w:val="32"/>
                 <w:lang w:val="en-GB" w:bidi="ar-SA"/>
               </w:rPr>
+              <w:t>15</w:t>
             </w:r>
           </w:p>
         </w:tc>
